--- a/filesystem/ACTD/Claims/reserve_memo.docx
+++ b/filesystem/ACTD/Claims/reserve_memo.docx
@@ -944,7 +944,7 @@
                 <w:color w:val="1F242E"/>
                 <w:sz w:val="20"/>
               </w:rPr>
-              <w:t>Pedestrian (Reyes) placeholder</w:t>
+              <w:t>Pedestrian (Reyes) — opening estimate</w:t>
             </w:r>
           </w:p>
         </w:tc>
@@ -1190,7 +1190,7 @@
                 <w:color w:val="1F242E"/>
                 <w:sz w:val="20"/>
               </w:rPr>
-              <w:t>Allocated expense placeholder</w:t>
+              <w:t>Allocated expense reserve</w:t>
             </w:r>
           </w:p>
         </w:tc>
@@ -2134,7 +2134,7 @@
           <w:color w:val="1F242E"/>
           <w:sz w:val="21"/>
         </w:rPr>
-        <w:t>Basis and limitations. The controlling figure above supersedes the 10/28/2025 initial note. It is set on the current record — the confirmed 0.14% blood BAC, the 11/21/2025 within-scope determination, and the initial catastrophic-injury documentation — and specifically before completion of (a) the certified life-care plan and its present-value economic appendix, and (b) the vocational / earning-capacity workup. The future-medical and lost-earning-capacity components carried above are placeholders based on preliminary treating-team indications and on-file wage information; they are not the product of retained expert workup. This reserve will be revisited upon receipt of the life-care plan with present-value appendix, the vocational/economic report, and the maturing paid-loss and lien picture.</w:t>
+        <w:t>Basis and limitations. The controlling figure above supersedes the 10/28/2025 initial note. It is set on the current record — the confirmed 0.14% blood BAC, the 11/21/2025 within-scope determination, and the initial catastrophic-injury documentation — and specifically before completion of (a) the certified life-care plan and its present-value economic appendix, and (b) the vocational / earning-capacity workup. The future-medical and lost-earning-capacity components carried above are working estimates based on preliminary treating-team indications and on-file wage information; they are not the product of retained expert workup. This reserve will be revisited upon receipt of the life-care plan with present-value appendix, the vocational/economic report, and the maturing paid-loss and lien picture.</w:t>
       </w:r>
       <w:r w:themeColor="">
         <w:rPr>

--- a/filesystem/ACTD/Claims/reserve_memo.docx
+++ b/filesystem/ACTD/Claims/reserve_memo.docx
@@ -1346,8 +1346,8 @@
         <w:rPr>
           <w:rFonts w:ascii="Helvetica" w:hAnsi="Helvetica" w:cs="Helvetica" w:eastAsia="Helvetica"/>
           <w:b/>
-          <w:color w:val="B5651D"/>
           <w:sz w:val="30"/>
+          <w:color w:val="6B4A17"/>
           <w:spacing w:val="10"/>
         </w:rPr>
         <w:t>$3,250,000</w:t>

--- a/filesystem/ACTD/Claims/reserve_memo.docx
+++ b/filesystem/ACTD/Claims/reserve_memo.docx
@@ -358,7 +358,7 @@
           <w:color w:val="1F242E"/>
           <w:sz w:val="21"/>
         </w:rPr>
-        <w:t xml:space="preserve">This memorandum resets the indemnity reserve on the above matter following (i) receipt on 11/07/2025 of the certified evidentiary blood-BAC result from the Los Angeles County Sheriff's Department Scientific Services Bureau — Crime Laboratory (Case No. LASD-SSB-25-0442117) reporting Operator Keeler's whole-blood ethanol at </w:t>
+        <w:t xml:space="preserve">This memorandum resets the reserve on the above matter following (i) receipt on 11/07/2025 of the certified evidentiary blood-BAC result from the Los Angeles County Sheriff's Department Scientific Services Bureau — Crime Laboratory (Case No. LASD-SSB-25-0442117) reporting Operator Keeler's whole-blood ethanol at </w:t>
       </w:r>
       <w:r w:themeColor="">
         <w:rPr>
@@ -395,7 +395,7 @@
           <w:color w:val="1F242E"/>
           <w:sz w:val="21"/>
         </w:rPr>
-        <w:t xml:space="preserve">Recommendation: raise the controlling indemnity reserve on file from the initial </w:t>
+        <w:t xml:space="preserve">Recommendation: raise the controlling reserve on file from the initial </w:t>
       </w:r>
       <w:r w:themeColor="">
         <w:rPr>

--- a/filesystem/ACTD/Claims/reserve_memo.docx
+++ b/filesystem/ACTD/Claims/reserve_memo.docx
@@ -400,7 +400,7 @@
       <w:r w:themeColor="">
         <w:rPr>
           <w:rFonts w:ascii="Georgia" w:hAnsi="Georgia" w:cs="Georgia" w:eastAsia="Georgia"/>
-          <w:b/>
+          <w:b w:val="0"/>
           <w:i w:val="0"/>
           <w:color w:val="1F242E"/>
           <w:sz w:val="21"/>
@@ -420,7 +420,7 @@
       <w:r w:themeColor="">
         <w:rPr>
           <w:rFonts w:ascii="Georgia" w:hAnsi="Georgia" w:cs="Georgia" w:eastAsia="Georgia"/>
-          <w:b/>
+          <w:b w:val="0"/>
           <w:i w:val="0"/>
           <w:color w:val="1F242E"/>
           <w:sz w:val="21"/>
@@ -440,7 +440,7 @@
       <w:r w:themeColor="">
         <w:rPr>
           <w:rFonts w:ascii="Georgia" w:hAnsi="Georgia" w:cs="Georgia" w:eastAsia="Georgia"/>
-          <w:b/>
+          <w:b w:val="0"/>
           <w:i w:val="0"/>
           <w:color w:val="1F242E"/>
           <w:sz w:val="21"/>
@@ -1259,19 +1259,19 @@
             <w:r w:themeColor="">
               <w:rPr>
                 <w:rFonts w:ascii="Georgia" w:hAnsi="Georgia" w:cs="Georgia" w:eastAsia="Georgia"/>
-                <w:b/>
+                <w:b w:val="0"/>
                 <w:color w:val="1F242E"/>
                 <w:sz w:val="20"/>
               </w:rPr>
+              <w:t>Prior initial reserve — Briggs, 10/28/2025</w:t>
             </w:r>
             <w:r w:themeColor="">
               <w:rPr>
                 <w:rFonts w:ascii="Georgia" w:hAnsi="Georgia" w:cs="Georgia" w:eastAsia="Georgia"/>
-                <w:b/>
+                <w:b w:val="0"/>
                 <w:color w:val="1F242E"/>
                 <w:sz w:val="20"/>
               </w:rPr>
-              <w:t>Prior initial reserve — SUPERSEDED</w:t>
             </w:r>
           </w:p>
         </w:tc>
@@ -1298,7 +1298,7 @@
             <w:r w:themeColor="">
               <w:rPr>
                 <w:rFonts w:ascii="Helvetica" w:hAnsi="Helvetica" w:cs="Helvetica" w:eastAsia="Helvetica"/>
-                <w:b/>
+                <w:b w:val="0"/>
                 <w:color w:val="B5651D"/>
                 <w:sz w:val="21"/>
               </w:rPr>
@@ -1306,7 +1306,7 @@
             <w:r w:themeColor="">
               <w:rPr>
                 <w:rFonts w:ascii="Helvetica" w:hAnsi="Helvetica" w:cs="Helvetica" w:eastAsia="Helvetica"/>
-                <w:b/>
+                <w:b w:val="0"/>
                 <w:color w:val="B5651D"/>
                 <w:sz w:val="21"/>
               </w:rPr>
@@ -1329,7 +1329,7 @@
       <w:r w:themeColor="">
         <w:rPr>
           <w:rFonts w:ascii="Helvetica" w:hAnsi="Helvetica" w:cs="Helvetica" w:eastAsia="Helvetica"/>
-          <w:b/>
+          <w:b w:val="0"/>
           <w:i w:val="0"/>
           <w:color w:val="2A3F6E"/>
           <w:sz w:val="21"/>

--- a/filesystem/ACTD/Claims/reserve_memo.docx
+++ b/filesystem/ACTD/Claims/reserve_memo.docx
@@ -2070,7 +2070,7 @@
                 <w:color w:val="1F242E"/>
                 <w:sz w:val="20"/>
               </w:rPr>
-              <w:t>City of Rivergate property claim ($48,500 demand) — RESERVED SEPARATELY</w:t>
+              <w:t>City of Rivergate property claim (anticipated; demand not yet received) — RESERVED SEPARATELY</w:t>
             </w:r>
           </w:p>
         </w:tc>

--- a/filesystem/ACTD/Claims/reserve_memo.docx
+++ b/filesystem/ACTD/Claims/reserve_memo.docx
@@ -1345,7 +1345,7 @@
       <w:r w:themeColor="">
         <w:rPr>
           <w:rFonts w:ascii="Helvetica" w:hAnsi="Helvetica" w:cs="Helvetica" w:eastAsia="Helvetica"/>
-          <w:b/>
+          <w:b w:val="0"/>
           <w:color w:val="B5651D"/>
           <w:sz w:val="30"/>
           <w:spacing w:val="10"/>

--- a/filesystem/ACTD/Claims/reserve_memo.docx
+++ b/filesystem/ACTD/Claims/reserve_memo.docx
@@ -395,7 +395,7 @@
           <w:color w:val="1F242E"/>
           <w:sz w:val="21"/>
         </w:rPr>
-        <w:t xml:space="preserve">Recommendation: raise the controlling indemnity reserve on file from the initial </w:t>
+        <w:t xml:space="preserve">Recommendation: raise the indemnity reserve on file from the initial </w:t>
       </w:r>
       <w:r w:themeColor="">
         <w:rPr>
@@ -455,7 +455,7 @@
           <w:color w:val="1F242E"/>
           <w:sz w:val="21"/>
         </w:rPr>
-        <w:t xml:space="preserve"> that note as the controlling reserve of record.</w:t>
+        <w:t xml:space="preserve"> that note as the reserve of record.</w:t>
       </w:r>
     </w:p>
     <w:p>
@@ -1335,7 +1335,7 @@
           <w:sz w:val="21"/>
           <w:spacing w:val="10"/>
         </w:rPr>
-        <w:t>Controlling reserve — this memorandum, 12/15/2025:</w:t>
+        <w:t>Reserve set by this memorandum, 12/15/2025:</w:t>
       </w:r>
     </w:p>
     <w:p>
@@ -2134,7 +2134,7 @@
           <w:color w:val="1F242E"/>
           <w:sz w:val="21"/>
         </w:rPr>
-        <w:t>Basis and limitations. The controlling figure above supersedes the 10/28/2025 initial note. It is set on the current record — the confirmed 0.14% blood BAC, the 11/21/2025 within-scope determination, and the initial catastrophic-injury documentation — and specifically before completion of (a) the certified life-care plan and its present-value economic appendix, and (b) the vocational / earning-capacity workup. The future-medical and lost-earning-capacity components carried above are placeholders based on preliminary treating-team indications and on-file wage information; they are not the product of retained expert workup. This reserve will be revisited upon receipt of the life-care plan with present-value appendix, the vocational/economic report, and the maturing paid-loss and lien picture.</w:t>
+        <w:t>Basis and limitations. The figure above supersedes the 10/28/2025 initial note. It is set on the current record — the confirmed 0.14% blood BAC, the 11/21/2025 within-scope determination, and the initial catastrophic-injury documentation — and specifically before completion of (a) the certified life-care plan and its present-value economic appendix, and (b) the vocational / earning-capacity workup. The future-medical and lost-earning-capacity components carried above are placeholders based on preliminary treating-team indications and on-file wage information; they are not the product of retained expert workup. This reserve will be revisited upon receipt of the life-care plan with present-value appendix, the vocational/economic report, and the maturing paid-loss and lien picture.</w:t>
       </w:r>
       <w:r w:themeColor="">
         <w:rPr>
@@ -2203,7 +2203,7 @@
           <w:color w:val="1F242E"/>
           <w:sz w:val="21"/>
         </w:rPr>
-        <w:t xml:space="preserve"> The District's self-insured retention on this line of coverage is $2,000,000. The first excess layer is $8,000,000 above the SIR through the Southern California Public-Entity Risk Alliance (SCPERA) pool, with a pooled program limit of $25,000,000. Notice to the excess pool has been coordinated with counsel and is docketed. The controlling reserve set above pierces the SIR and reaches into the first excess layer; SCPERA notice and reporting cadence should be maintained.</w:t>
+        <w:t xml:space="preserve"> The District's self-insured retention on this line of coverage is $2,000,000. The first excess layer is $8,000,000 above the SIR through the Southern California Public-Entity Risk Alliance (SCPERA) pool, with a pooled program limit of $25,000,000. Notice to the excess pool has been coordinated with counsel and is docketed. The reserve set above pierces the SIR and reaches into the first excess layer; SCPERA notice and reporting cadence should be maintained.</w:t>
       </w:r>
     </w:p>
     <w:p>
